--- a/shablon_unv.docx
+++ b/shablon_unv.docx
@@ -1,6 +1,6 @@
 
 <file path=word/document.xml><?xml version="1.0" encoding="utf-8"?>
-<w:document xmlns:wpc="http://schemas.microsoft.com/office/word/2010/wordprocessingCanvas" xmlns:cx="http://schemas.microsoft.com/office/drawing/2014/chartex" xmlns:cx1="http://schemas.microsoft.com/office/drawing/2015/9/8/chartex" xmlns:cx2="http://schemas.microsoft.com/office/drawing/2015/10/21/chartex" xmlns:cx3="http://schemas.microsoft.com/office/drawing/2016/5/9/chartex" xmlns:cx4="http://schemas.microsoft.com/office/drawing/2016/5/10/chartex" xmlns:cx5="http://schemas.microsoft.com/office/drawing/2016/5/11/chartex" xmlns:cx6="http://schemas.microsoft.com/office/drawing/2016/5/12/chartex" xmlns:cx7="http://schemas.microsoft.com/office/drawing/2016/5/13/chartex" xmlns:cx8="http://schemas.microsoft.com/office/drawing/2016/5/14/chartex" xmlns:mc="http://schemas.openxmlformats.org/markup-compatibility/2006" xmlns:aink="http://schemas.microsoft.com/office/drawing/2016/ink" xmlns:am3d="http://schemas.microsoft.com/office/drawing/2017/model3d" xmlns:o="urn:schemas-microsoft-com:office:office" xmlns:r="http://schemas.openxmlformats.org/officeDocument/2006/relationships" xmlns:m="http://schemas.openxmlformats.org/officeDocument/2006/math" xmlns:v="urn:schemas-microsoft-com:vml" xmlns:wp14="http://schemas.microsoft.com/office/word/2010/wordprocessingDrawing" xmlns:wp="http://schemas.openxmlformats.org/drawingml/2006/wordprocessingDrawing" xmlns:w10="urn:schemas-microsoft-com:office:word" xmlns:w="http://schemas.openxmlformats.org/wordprocessingml/2006/main" xmlns:w14="http://schemas.microsoft.com/office/word/2010/wordml" xmlns:w15="http://schemas.microsoft.com/office/word/2012/wordml" xmlns:w16cid="http://schemas.microsoft.com/office/word/2016/wordml/cid" xmlns:w16se="http://schemas.microsoft.com/office/word/2015/wordml/symex" xmlns:wpg="http://schemas.microsoft.com/office/word/2010/wordprocessingGroup" xmlns:wpi="http://schemas.microsoft.com/office/word/2010/wordprocessingInk" xmlns:wne="http://schemas.microsoft.com/office/word/2006/wordml" xmlns:wps="http://schemas.microsoft.com/office/word/2010/wordprocessingShape" mc:Ignorable="w14 w15 w16se w16cid wp14">
+<w:document xmlns:wpc="http://schemas.microsoft.com/office/word/2010/wordprocessingCanvas" xmlns:cx="http://schemas.microsoft.com/office/drawing/2014/chartex" xmlns:cx1="http://schemas.microsoft.com/office/drawing/2015/9/8/chartex" xmlns:cx2="http://schemas.microsoft.com/office/drawing/2015/10/21/chartex" xmlns:cx3="http://schemas.microsoft.com/office/drawing/2016/5/9/chartex" xmlns:cx4="http://schemas.microsoft.com/office/drawing/2016/5/10/chartex" xmlns:cx5="http://schemas.microsoft.com/office/drawing/2016/5/11/chartex" xmlns:cx6="http://schemas.microsoft.com/office/drawing/2016/5/12/chartex" xmlns:cx7="http://schemas.microsoft.com/office/drawing/2016/5/13/chartex" xmlns:cx8="http://schemas.microsoft.com/office/drawing/2016/5/14/chartex" xmlns:mc="http://schemas.openxmlformats.org/markup-compatibility/2006" xmlns:aink="http://schemas.microsoft.com/office/drawing/2016/ink" xmlns:am3d="http://schemas.microsoft.com/office/drawing/2017/model3d" xmlns:o="urn:schemas-microsoft-com:office:office" xmlns:oel="http://schemas.microsoft.com/office/2019/extlst" xmlns:r="http://schemas.openxmlformats.org/officeDocument/2006/relationships" xmlns:m="http://schemas.openxmlformats.org/officeDocument/2006/math" xmlns:v="urn:schemas-microsoft-com:vml" xmlns:wp14="http://schemas.microsoft.com/office/word/2010/wordprocessingDrawing" xmlns:wp="http://schemas.openxmlformats.org/drawingml/2006/wordprocessingDrawing" xmlns:w10="urn:schemas-microsoft-com:office:word" xmlns:w="http://schemas.openxmlformats.org/wordprocessingml/2006/main" xmlns:w14="http://schemas.microsoft.com/office/word/2010/wordml" xmlns:w15="http://schemas.microsoft.com/office/word/2012/wordml" xmlns:w16cex="http://schemas.microsoft.com/office/word/2018/wordml/cex" xmlns:w16cid="http://schemas.microsoft.com/office/word/2016/wordml/cid" xmlns:w16="http://schemas.microsoft.com/office/word/2018/wordml" xmlns:w16sdtdh="http://schemas.microsoft.com/office/word/2020/wordml/sdtdatahash" xmlns:w16se="http://schemas.microsoft.com/office/word/2015/wordml/symex" xmlns:wpg="http://schemas.microsoft.com/office/word/2010/wordprocessingGroup" xmlns:wpi="http://schemas.microsoft.com/office/word/2010/wordprocessingInk" xmlns:wne="http://schemas.microsoft.com/office/word/2006/wordml" xmlns:wps="http://schemas.microsoft.com/office/word/2010/wordprocessingShape" mc:Ignorable="w14 w15 w16se w16cid w16 w16cex w16sdtdh wp14">
   <w:body>
     <w:p>
       <w:pPr>
@@ -9,14 +9,12 @@
           <w:sz w:val="18"/>
         </w:rPr>
       </w:pPr>
-      <w:bookmarkStart w:id="0" w:name="_GoBack"/>
-      <w:bookmarkEnd w:id="0"/>
       <w:r>
         <w:rPr>
           <w:noProof/>
         </w:rPr>
         <w:drawing>
-          <wp:anchor distT="0" distB="0" distL="114300" distR="114300" simplePos="0" relativeHeight="251665408" behindDoc="1" locked="0" layoutInCell="1" allowOverlap="1">
+          <wp:anchor distT="0" distB="0" distL="114300" distR="114300" simplePos="0" relativeHeight="251665408" behindDoc="1" locked="0" layoutInCell="1" allowOverlap="1" wp14:anchorId="72F7FED9" wp14:editId="2EF8B143">
             <wp:simplePos x="0" y="0"/>
             <wp:positionH relativeFrom="column">
               <wp:posOffset>1341120</wp:posOffset>
@@ -120,8 +118,16 @@
         <w:jc w:val="center"/>
         <w:rPr>
           <w:sz w:val="18"/>
-        </w:rPr>
-      </w:pPr>
+          <w:lang w:val="en-US"/>
+        </w:rPr>
+      </w:pPr>
+      <w:r>
+        <w:rPr>
+          <w:sz w:val="18"/>
+          <w:lang w:val="en-US"/>
+        </w:rPr>
+        <w:t xml:space="preserve"> </w:t>
+      </w:r>
     </w:p>
     <w:p>
       <w:pPr>
@@ -129,6 +135,7 @@
         <w:jc w:val="center"/>
         <w:rPr>
           <w:sz w:val="18"/>
+          <w:lang w:val="en-US"/>
         </w:rPr>
       </w:pPr>
       <w:r>
@@ -138,7 +145,7 @@
         <mc:AlternateContent>
           <mc:Choice Requires="wps">
             <w:drawing>
-              <wp:anchor distT="45720" distB="45720" distL="114300" distR="114300" simplePos="0" relativeHeight="251664384" behindDoc="1" locked="0" layoutInCell="1" allowOverlap="1" wp14:anchorId="139AFED2" wp14:editId="3C2E675A">
+              <wp:anchor distT="45720" distB="45720" distL="114300" distR="114300" simplePos="0" relativeHeight="251664384" behindDoc="1" locked="0" layoutInCell="1" allowOverlap="1" wp14:anchorId="15B51682" wp14:editId="5F2D316C">
                 <wp:simplePos x="0" y="0"/>
                 <wp:positionH relativeFrom="margin">
                   <wp:align>left</wp:align>
@@ -279,14 +286,7 @@
                                 <w:color w:val="003299"/>
                                 <w:sz w:val="16"/>
                               </w:rPr>
-                              <w:t>Адрес: </w:t>
-                            </w:r>
-                            <w:r>
-                              <w:rPr>
-                                <w:color w:val="003299"/>
-                                <w:sz w:val="16"/>
-                              </w:rPr>
-                              <w:t xml:space="preserve">г </w:t>
+                              <w:t xml:space="preserve">Адрес: г </w:t>
                             </w:r>
                             <w:proofErr w:type="spellStart"/>
                             <w:proofErr w:type="gramStart"/>
@@ -325,14 +325,7 @@
                                 <w:color w:val="003299"/>
                                 <w:sz w:val="16"/>
                               </w:rPr>
-                              <w:t xml:space="preserve"> шоссе, д 4</w:t>
-                            </w:r>
-                            <w:r>
-                              <w:rPr>
-                                <w:color w:val="003299"/>
-                                <w:sz w:val="16"/>
-                              </w:rPr>
-                              <w:t> </w:t>
+                              <w:t xml:space="preserve"> шоссе, д 4 </w:t>
                             </w:r>
                           </w:p>
                           <w:p>
@@ -375,21 +368,7 @@
                                 <w:color w:val="003299"/>
                                 <w:sz w:val="16"/>
                               </w:rPr>
-                              <w:t>Юридический адрес: </w:t>
-                            </w:r>
-                            <w:r>
-                              <w:rPr>
-                                <w:color w:val="003299"/>
-                                <w:sz w:val="16"/>
-                              </w:rPr>
-                              <w:t>125445, МОСКВА ГОРОД, ШОССЕ ВОЛОКОЛАМСКОЕ, Д. 4</w:t>
-                            </w:r>
-                            <w:r>
-                              <w:rPr>
-                                <w:color w:val="003299"/>
-                                <w:sz w:val="16"/>
-                              </w:rPr>
-                              <w:t> </w:t>
+                              <w:t>Юридический адрес: 125445, МОСКВА ГОРОД, ШОССЕ ВОЛОКОЛАМСКОЕ, Д. 4 </w:t>
                             </w:r>
                           </w:p>
                           <w:p>
@@ -447,11 +426,11 @@
           </mc:Choice>
           <mc:Fallback>
             <w:pict>
-              <v:shapetype w14:anchorId="139AFED2" id="_x0000_t202" coordsize="21600,21600" o:spt="202" path="m,l,21600r21600,l21600,xe">
+              <v:shapetype w14:anchorId="15B51682" id="_x0000_t202" coordsize="21600,21600" o:spt="202" path="m,l,21600r21600,l21600,xe">
                 <v:stroke joinstyle="miter"/>
                 <v:path gradientshapeok="t" o:connecttype="rect"/>
               </v:shapetype>
-              <v:shape id="Надпись 2" o:spid="_x0000_s1026" type="#_x0000_t202" style="position:absolute;left:0;text-align:left;margin-left:0;margin-top:25.3pt;width:244.8pt;height:146.5pt;z-index:-251652096;visibility:visible;mso-wrap-style:square;mso-width-percent:0;mso-height-percent:0;mso-wrap-distance-left:9pt;mso-wrap-distance-top:3.6pt;mso-wrap-distance-right:9pt;mso-wrap-distance-bottom:3.6pt;mso-position-horizontal:left;mso-position-horizontal-relative:margin;mso-position-vertical:absolute;mso-position-vertical-relative:text;mso-width-percent:0;mso-height-percent:0;mso-width-relative:margin;mso-height-relative:margin;v-text-anchor:top" o:gfxdata="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" strokecolor="white [3212]">
+              <v:shape id="Надпись 2" o:spid="_x0000_s1026" type="#_x0000_t202" style="position:absolute;left:0;text-align:left;margin-left:0;margin-top:25.3pt;width:244.8pt;height:146.5pt;z-index:-251652096;visibility:visible;mso-wrap-style:square;mso-width-percent:0;mso-height-percent:0;mso-wrap-distance-left:9pt;mso-wrap-distance-top:3.6pt;mso-wrap-distance-right:9pt;mso-wrap-distance-bottom:3.6pt;mso-position-horizontal:left;mso-position-horizontal-relative:margin;mso-position-vertical:absolute;mso-position-vertical-relative:text;mso-width-percent:0;mso-height-percent:0;mso-width-relative:margin;mso-height-relative:margin;v-text-anchor:top" o:gfxdata="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" strokecolor="white [3212]">
                 <v:textbox>
                   <w:txbxContent>
                     <w:p>
@@ -552,14 +531,7 @@
                           <w:color w:val="003299"/>
                           <w:sz w:val="16"/>
                         </w:rPr>
-                        <w:t>Адрес: </w:t>
-                      </w:r>
-                      <w:r>
-                        <w:rPr>
-                          <w:color w:val="003299"/>
-                          <w:sz w:val="16"/>
-                        </w:rPr>
-                        <w:t xml:space="preserve">г </w:t>
+                        <w:t xml:space="preserve">Адрес: г </w:t>
                       </w:r>
                       <w:proofErr w:type="spellStart"/>
                       <w:proofErr w:type="gramStart"/>
@@ -598,14 +570,7 @@
                           <w:color w:val="003299"/>
                           <w:sz w:val="16"/>
                         </w:rPr>
-                        <w:t xml:space="preserve"> шоссе, д 4</w:t>
-                      </w:r>
-                      <w:r>
-                        <w:rPr>
-                          <w:color w:val="003299"/>
-                          <w:sz w:val="16"/>
-                        </w:rPr>
-                        <w:t> </w:t>
+                        <w:t xml:space="preserve"> шоссе, д 4 </w:t>
                       </w:r>
                     </w:p>
                     <w:p>
@@ -648,21 +613,7 @@
                           <w:color w:val="003299"/>
                           <w:sz w:val="16"/>
                         </w:rPr>
-                        <w:t>Юридический адрес: </w:t>
-                      </w:r>
-                      <w:r>
-                        <w:rPr>
-                          <w:color w:val="003299"/>
-                          <w:sz w:val="16"/>
-                        </w:rPr>
-                        <w:t>125445, МОСКВА ГОРОД, ШОССЕ ВОЛОКОЛАМСКОЕ, Д. 4</w:t>
-                      </w:r>
-                      <w:r>
-                        <w:rPr>
-                          <w:color w:val="003299"/>
-                          <w:sz w:val="16"/>
-                        </w:rPr>
-                        <w:t> </w:t>
+                        <w:t>Юридический адрес: 125445, МОСКВА ГОРОД, ШОССЕ ВОЛОКОЛАМСКОЕ, Д. 4 </w:t>
                       </w:r>
                     </w:p>
                     <w:p>
@@ -713,8 +664,17 @@
     <w:p>
       <w:pPr>
         <w:pStyle w:val="a3"/>
+        <w:rPr>
+          <w:lang w:val="en-US"/>
+        </w:rPr>
+      </w:pPr>
+    </w:p>
+    <w:p>
+      <w:pPr>
+        <w:pStyle w:val="a3"/>
         <w:spacing w:before="89" w:line="480" w:lineRule="auto"/>
         <w:ind w:left="748" w:right="1533" w:firstLine="273"/>
+        <w:jc w:val="right"/>
         <w:rPr>
           <w:lang w:val="en-US"/>
         </w:rPr>
@@ -744,7 +704,7 @@
           <w:sz w:val="20"/>
         </w:rPr>
         <w:drawing>
-          <wp:anchor distT="0" distB="0" distL="0" distR="0" simplePos="0" relativeHeight="251655168" behindDoc="0" locked="0" layoutInCell="1" allowOverlap="1">
+          <wp:anchor distT="0" distB="0" distL="0" distR="0" simplePos="0" relativeHeight="251667456" behindDoc="0" locked="0" layoutInCell="1" allowOverlap="1" wp14:anchorId="4F6CD5C0" wp14:editId="1D510995">
             <wp:simplePos x="0" y="0"/>
             <wp:positionH relativeFrom="page">
               <wp:posOffset>1116457</wp:posOffset>
@@ -918,7 +878,7 @@
         <mc:AlternateContent>
           <mc:Choice Requires="wpg">
             <w:drawing>
-              <wp:inline distT="0" distB="0" distL="0" distR="0">
+              <wp:inline distT="0" distB="0" distL="0" distR="0" wp14:anchorId="48E96302" wp14:editId="3C882150">
                 <wp:extent cx="2700655" cy="6350"/>
                 <wp:effectExtent l="0" t="2540" r="0" b="635"/>
                 <wp:docPr id="4" name="docshapegroup1"/>
@@ -983,7 +943,7 @@
           </mc:Choice>
           <mc:Fallback>
             <w:pict>
-              <v:group w14:anchorId="7EC901BF" id="docshapegroup1" o:spid="_x0000_s1026" style="width:212.65pt;height:.5pt;mso-position-horizontal-relative:char;mso-position-vertical-relative:line" coordsize="4253,10" o:gfxdata="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">
+              <v:group w14:anchorId="05BC0520" id="docshapegroup1" o:spid="_x0000_s1026" style="width:212.65pt;height:.5pt;mso-position-horizontal-relative:char;mso-position-vertical-relative:line" coordsize="4253,10" o:gfxdata="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">
                 <v:rect id="docshape2" o:spid="_x0000_s1027" style="position:absolute;width:4253;height:10;visibility:visible;mso-wrap-style:square;v-text-anchor:top" o:gfxdata="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" fillcolor="black" stroked="f"/>
                 <w10:anchorlock/>
               </v:group>
@@ -1015,14 +975,6 @@
     <w:p>
       <w:pPr>
         <w:pStyle w:val="a3"/>
-        <w:rPr>
-          <w:lang w:val="en-US"/>
-        </w:rPr>
-      </w:pPr>
-    </w:p>
-    <w:p>
-      <w:pPr>
-        <w:pStyle w:val="a3"/>
         <w:spacing w:before="305"/>
         <w:rPr>
           <w:lang w:val="en-US"/>
@@ -1077,30 +1029,48 @@
         <w:spacing w:line="360" w:lineRule="auto"/>
         <w:ind w:left="424" w:right="130" w:firstLine="708"/>
         <w:jc w:val="both"/>
-      </w:pPr>
-      <w:r>
+        <w:rPr>
+          <w:lang w:val="en-US"/>
+        </w:rPr>
+      </w:pPr>
+      <w:r>
+        <w:rPr>
+          <w:lang w:val="en-US"/>
+        </w:rPr>
         <w:t>{{BODY_END}}</w:t>
       </w:r>
     </w:p>
     <w:p>
       <w:pPr>
         <w:pStyle w:val="a3"/>
+        <w:rPr>
+          <w:lang w:val="en-US"/>
+        </w:rPr>
       </w:pPr>
     </w:p>
     <w:p>
       <w:pPr>
         <w:pStyle w:val="a3"/>
+        <w:rPr>
+          <w:lang w:val="en-US"/>
+        </w:rPr>
       </w:pPr>
     </w:p>
     <w:p>
       <w:pPr>
         <w:pStyle w:val="a3"/>
+        <w:rPr>
+          <w:lang w:val="en-US"/>
+        </w:rPr>
       </w:pPr>
     </w:p>
     <w:p>
       <w:pPr>
         <w:pStyle w:val="a3"/>
         <w:spacing w:before="162"/>
+        <w:rPr>
+          <w:lang w:val="en-US"/>
+        </w:rPr>
       </w:pPr>
     </w:p>
     <w:tbl>
@@ -1151,7 +1121,7 @@
               <mc:AlternateContent>
                 <mc:Choice Requires="wps">
                   <w:drawing>
-                    <wp:anchor distT="45720" distB="45720" distL="114300" distR="114300" simplePos="0" relativeHeight="251659264" behindDoc="0" locked="0" layoutInCell="1" allowOverlap="1">
+                    <wp:anchor distT="45720" distB="45720" distL="114300" distR="114300" simplePos="0" relativeHeight="251659264" behindDoc="0" locked="0" layoutInCell="1" allowOverlap="1" wp14:anchorId="0E87DEA0" wp14:editId="0D745999">
                       <wp:simplePos x="0" y="0"/>
                       <wp:positionH relativeFrom="column">
                         <wp:posOffset>-136525</wp:posOffset>
@@ -1234,7 +1204,7 @@
                 </mc:Choice>
                 <mc:Fallback>
                   <w:pict>
-                    <v:shape id="_x0000_s1027" type="#_x0000_t202" style="position:absolute;margin-left:-10.75pt;margin-top:24.7pt;width:185.9pt;height:110.6pt;z-index:251659264;visibility:visible;mso-wrap-style:square;mso-width-percent:400;mso-height-percent:200;mso-wrap-distance-left:9pt;mso-wrap-distance-top:3.6pt;mso-wrap-distance-right:9pt;mso-wrap-distance-bottom:3.6pt;mso-position-horizontal:absolute;mso-position-horizontal-relative:text;mso-position-vertical:absolute;mso-position-vertical-relative:text;mso-width-percent:400;mso-height-percent:200;mso-width-relative:margin;mso-height-relative:margin;v-text-anchor:top" o:gfxdata="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" strokecolor="white [3212]">
+                    <v:shape w14:anchorId="0E87DEA0" id="_x0000_s1027" type="#_x0000_t202" style="position:absolute;margin-left:-10.75pt;margin-top:24.7pt;width:185.9pt;height:110.6pt;z-index:251659264;visibility:visible;mso-wrap-style:square;mso-width-percent:400;mso-height-percent:200;mso-wrap-distance-left:9pt;mso-wrap-distance-top:3.6pt;mso-wrap-distance-right:9pt;mso-wrap-distance-bottom:3.6pt;mso-position-horizontal:absolute;mso-position-horizontal-relative:text;mso-position-vertical:absolute;mso-position-vertical-relative:text;mso-width-percent:400;mso-height-percent:200;mso-width-relative:margin;mso-height-relative:margin;v-text-anchor:top" o:gfxdata="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" strokecolor="white [3212]">
                       <v:textbox style="mso-fit-shape-to-text:t">
                         <w:txbxContent>
                           <w:p>
@@ -1283,21 +1253,7 @@
                 <w:sz w:val="22"/>
                 <w:szCs w:val="22"/>
               </w:rPr>
-              <w:t>М.А.</w:t>
-            </w:r>
-            <w:r>
-              <w:rPr>
-                <w:sz w:val="22"/>
-                <w:szCs w:val="22"/>
-              </w:rPr>
-              <w:t xml:space="preserve"> </w:t>
-            </w:r>
-            <w:r>
-              <w:rPr>
-                <w:sz w:val="22"/>
-                <w:szCs w:val="22"/>
-              </w:rPr>
-              <w:t xml:space="preserve">Погосян </w:t>
+              <w:t xml:space="preserve">М.А. Погосян </w:t>
             </w:r>
           </w:p>
         </w:tc>
@@ -1384,7 +1340,7 @@
 </file>
 
 <file path=word/endnotes.xml><?xml version="1.0" encoding="utf-8"?>
-<w:endnotes xmlns:wpc="http://schemas.microsoft.com/office/word/2010/wordprocessingCanvas" xmlns:cx="http://schemas.microsoft.com/office/drawing/2014/chartex" xmlns:cx1="http://schemas.microsoft.com/office/drawing/2015/9/8/chartex" xmlns:cx2="http://schemas.microsoft.com/office/drawing/2015/10/21/chartex" xmlns:cx3="http://schemas.microsoft.com/office/drawing/2016/5/9/chartex" xmlns:cx4="http://schemas.microsoft.com/office/drawing/2016/5/10/chartex" xmlns:cx5="http://schemas.microsoft.com/office/drawing/2016/5/11/chartex" xmlns:cx6="http://schemas.microsoft.com/office/drawing/2016/5/12/chartex" xmlns:cx7="http://schemas.microsoft.com/office/drawing/2016/5/13/chartex" xmlns:cx8="http://schemas.microsoft.com/office/drawing/2016/5/14/chartex" xmlns:mc="http://schemas.openxmlformats.org/markup-compatibility/2006" xmlns:aink="http://schemas.microsoft.com/office/drawing/2016/ink" xmlns:am3d="http://schemas.microsoft.com/office/drawing/2017/model3d" xmlns:o="urn:schemas-microsoft-com:office:office" xmlns:r="http://schemas.openxmlformats.org/officeDocument/2006/relationships" xmlns:m="http://schemas.openxmlformats.org/officeDocument/2006/math" xmlns:v="urn:schemas-microsoft-com:vml" xmlns:wp14="http://schemas.microsoft.com/office/word/2010/wordprocessingDrawing" xmlns:wp="http://schemas.openxmlformats.org/drawingml/2006/wordprocessingDrawing" xmlns:w10="urn:schemas-microsoft-com:office:word" xmlns:w="http://schemas.openxmlformats.org/wordprocessingml/2006/main" xmlns:w14="http://schemas.microsoft.com/office/word/2010/wordml" xmlns:w15="http://schemas.microsoft.com/office/word/2012/wordml" xmlns:w16cid="http://schemas.microsoft.com/office/word/2016/wordml/cid" xmlns:w16se="http://schemas.microsoft.com/office/word/2015/wordml/symex" xmlns:wpg="http://schemas.microsoft.com/office/word/2010/wordprocessingGroup" xmlns:wpi="http://schemas.microsoft.com/office/word/2010/wordprocessingInk" xmlns:wne="http://schemas.microsoft.com/office/word/2006/wordml" xmlns:wps="http://schemas.microsoft.com/office/word/2010/wordprocessingShape" mc:Ignorable="w14 w15 w16se w16cid wp14">
+<w:endnotes xmlns:wpc="http://schemas.microsoft.com/office/word/2010/wordprocessingCanvas" xmlns:cx="http://schemas.microsoft.com/office/drawing/2014/chartex" xmlns:cx1="http://schemas.microsoft.com/office/drawing/2015/9/8/chartex" xmlns:cx2="http://schemas.microsoft.com/office/drawing/2015/10/21/chartex" xmlns:cx3="http://schemas.microsoft.com/office/drawing/2016/5/9/chartex" xmlns:cx4="http://schemas.microsoft.com/office/drawing/2016/5/10/chartex" xmlns:cx5="http://schemas.microsoft.com/office/drawing/2016/5/11/chartex" xmlns:cx6="http://schemas.microsoft.com/office/drawing/2016/5/12/chartex" xmlns:cx7="http://schemas.microsoft.com/office/drawing/2016/5/13/chartex" xmlns:cx8="http://schemas.microsoft.com/office/drawing/2016/5/14/chartex" xmlns:mc="http://schemas.openxmlformats.org/markup-compatibility/2006" xmlns:aink="http://schemas.microsoft.com/office/drawing/2016/ink" xmlns:am3d="http://schemas.microsoft.com/office/drawing/2017/model3d" xmlns:o="urn:schemas-microsoft-com:office:office" xmlns:oel="http://schemas.microsoft.com/office/2019/extlst" xmlns:r="http://schemas.openxmlformats.org/officeDocument/2006/relationships" xmlns:m="http://schemas.openxmlformats.org/officeDocument/2006/math" xmlns:v="urn:schemas-microsoft-com:vml" xmlns:wp14="http://schemas.microsoft.com/office/word/2010/wordprocessingDrawing" xmlns:wp="http://schemas.openxmlformats.org/drawingml/2006/wordprocessingDrawing" xmlns:w10="urn:schemas-microsoft-com:office:word" xmlns:w="http://schemas.openxmlformats.org/wordprocessingml/2006/main" xmlns:w14="http://schemas.microsoft.com/office/word/2010/wordml" xmlns:w15="http://schemas.microsoft.com/office/word/2012/wordml" xmlns:w16cex="http://schemas.microsoft.com/office/word/2018/wordml/cex" xmlns:w16cid="http://schemas.microsoft.com/office/word/2016/wordml/cid" xmlns:w16="http://schemas.microsoft.com/office/word/2018/wordml" xmlns:w16sdtdh="http://schemas.microsoft.com/office/word/2020/wordml/sdtdatahash" xmlns:w16se="http://schemas.microsoft.com/office/word/2015/wordml/symex" xmlns:wpg="http://schemas.microsoft.com/office/word/2010/wordprocessingGroup" xmlns:wpi="http://schemas.microsoft.com/office/word/2010/wordprocessingInk" xmlns:wne="http://schemas.microsoft.com/office/word/2006/wordml" xmlns:wps="http://schemas.microsoft.com/office/word/2010/wordprocessingShape" mc:Ignorable="w14 w15 w16se w16cid w16 w16cex w16sdtdh wp14">
   <w:endnote w:type="separator" w:id="-1">
     <w:p>
       <w:r>
@@ -1403,7 +1359,7 @@
 </file>
 
 <file path=word/footnotes.xml><?xml version="1.0" encoding="utf-8"?>
-<w:footnotes xmlns:wpc="http://schemas.microsoft.com/office/word/2010/wordprocessingCanvas" xmlns:cx="http://schemas.microsoft.com/office/drawing/2014/chartex" xmlns:cx1="http://schemas.microsoft.com/office/drawing/2015/9/8/chartex" xmlns:cx2="http://schemas.microsoft.com/office/drawing/2015/10/21/chartex" xmlns:cx3="http://schemas.microsoft.com/office/drawing/2016/5/9/chartex" xmlns:cx4="http://schemas.microsoft.com/office/drawing/2016/5/10/chartex" xmlns:cx5="http://schemas.microsoft.com/office/drawing/2016/5/11/chartex" xmlns:cx6="http://schemas.microsoft.com/office/drawing/2016/5/12/chartex" xmlns:cx7="http://schemas.microsoft.com/office/drawing/2016/5/13/chartex" xmlns:cx8="http://schemas.microsoft.com/office/drawing/2016/5/14/chartex" xmlns:mc="http://schemas.openxmlformats.org/markup-compatibility/2006" xmlns:aink="http://schemas.microsoft.com/office/drawing/2016/ink" xmlns:am3d="http://schemas.microsoft.com/office/drawing/2017/model3d" xmlns:o="urn:schemas-microsoft-com:office:office" xmlns:r="http://schemas.openxmlformats.org/officeDocument/2006/relationships" xmlns:m="http://schemas.openxmlformats.org/officeDocument/2006/math" xmlns:v="urn:schemas-microsoft-com:vml" xmlns:wp14="http://schemas.microsoft.com/office/word/2010/wordprocessingDrawing" xmlns:wp="http://schemas.openxmlformats.org/drawingml/2006/wordprocessingDrawing" xmlns:w10="urn:schemas-microsoft-com:office:word" xmlns:w="http://schemas.openxmlformats.org/wordprocessingml/2006/main" xmlns:w14="http://schemas.microsoft.com/office/word/2010/wordml" xmlns:w15="http://schemas.microsoft.com/office/word/2012/wordml" xmlns:w16cid="http://schemas.microsoft.com/office/word/2016/wordml/cid" xmlns:w16se="http://schemas.microsoft.com/office/word/2015/wordml/symex" xmlns:wpg="http://schemas.microsoft.com/office/word/2010/wordprocessingGroup" xmlns:wpi="http://schemas.microsoft.com/office/word/2010/wordprocessingInk" xmlns:wne="http://schemas.microsoft.com/office/word/2006/wordml" xmlns:wps="http://schemas.microsoft.com/office/word/2010/wordprocessingShape" mc:Ignorable="w14 w15 w16se w16cid wp14">
+<w:footnotes xmlns:wpc="http://schemas.microsoft.com/office/word/2010/wordprocessingCanvas" xmlns:cx="http://schemas.microsoft.com/office/drawing/2014/chartex" xmlns:cx1="http://schemas.microsoft.com/office/drawing/2015/9/8/chartex" xmlns:cx2="http://schemas.microsoft.com/office/drawing/2015/10/21/chartex" xmlns:cx3="http://schemas.microsoft.com/office/drawing/2016/5/9/chartex" xmlns:cx4="http://schemas.microsoft.com/office/drawing/2016/5/10/chartex" xmlns:cx5="http://schemas.microsoft.com/office/drawing/2016/5/11/chartex" xmlns:cx6="http://schemas.microsoft.com/office/drawing/2016/5/12/chartex" xmlns:cx7="http://schemas.microsoft.com/office/drawing/2016/5/13/chartex" xmlns:cx8="http://schemas.microsoft.com/office/drawing/2016/5/14/chartex" xmlns:mc="http://schemas.openxmlformats.org/markup-compatibility/2006" xmlns:aink="http://schemas.microsoft.com/office/drawing/2016/ink" xmlns:am3d="http://schemas.microsoft.com/office/drawing/2017/model3d" xmlns:o="urn:schemas-microsoft-com:office:office" xmlns:oel="http://schemas.microsoft.com/office/2019/extlst" xmlns:r="http://schemas.openxmlformats.org/officeDocument/2006/relationships" xmlns:m="http://schemas.openxmlformats.org/officeDocument/2006/math" xmlns:v="urn:schemas-microsoft-com:vml" xmlns:wp14="http://schemas.microsoft.com/office/word/2010/wordprocessingDrawing" xmlns:wp="http://schemas.openxmlformats.org/drawingml/2006/wordprocessingDrawing" xmlns:w10="urn:schemas-microsoft-com:office:word" xmlns:w="http://schemas.openxmlformats.org/wordprocessingml/2006/main" xmlns:w14="http://schemas.microsoft.com/office/word/2010/wordml" xmlns:w15="http://schemas.microsoft.com/office/word/2012/wordml" xmlns:w16cex="http://schemas.microsoft.com/office/word/2018/wordml/cex" xmlns:w16cid="http://schemas.microsoft.com/office/word/2016/wordml/cid" xmlns:w16="http://schemas.microsoft.com/office/word/2018/wordml" xmlns:w16sdtdh="http://schemas.microsoft.com/office/word/2020/wordml/sdtdatahash" xmlns:w16se="http://schemas.microsoft.com/office/word/2015/wordml/symex" xmlns:wpg="http://schemas.microsoft.com/office/word/2010/wordprocessingGroup" xmlns:wpi="http://schemas.microsoft.com/office/word/2010/wordprocessingInk" xmlns:wne="http://schemas.microsoft.com/office/word/2006/wordml" xmlns:wps="http://schemas.microsoft.com/office/word/2010/wordprocessingShape" mc:Ignorable="w14 w15 w16se w16cid w16 w16cex w16sdtdh wp14">
   <w:footnote w:type="separator" w:id="-1">
     <w:p>
       <w:r>
@@ -1422,7 +1378,7 @@
 </file>
 
 <file path=word/header1.xml><?xml version="1.0" encoding="utf-8"?>
-<w:hdr xmlns:wpc="http://schemas.microsoft.com/office/word/2010/wordprocessingCanvas" xmlns:cx="http://schemas.microsoft.com/office/drawing/2014/chartex" xmlns:cx1="http://schemas.microsoft.com/office/drawing/2015/9/8/chartex" xmlns:cx2="http://schemas.microsoft.com/office/drawing/2015/10/21/chartex" xmlns:cx3="http://schemas.microsoft.com/office/drawing/2016/5/9/chartex" xmlns:cx4="http://schemas.microsoft.com/office/drawing/2016/5/10/chartex" xmlns:cx5="http://schemas.microsoft.com/office/drawing/2016/5/11/chartex" xmlns:cx6="http://schemas.microsoft.com/office/drawing/2016/5/12/chartex" xmlns:cx7="http://schemas.microsoft.com/office/drawing/2016/5/13/chartex" xmlns:cx8="http://schemas.microsoft.com/office/drawing/2016/5/14/chartex" xmlns:mc="http://schemas.openxmlformats.org/markup-compatibility/2006" xmlns:aink="http://schemas.microsoft.com/office/drawing/2016/ink" xmlns:am3d="http://schemas.microsoft.com/office/drawing/2017/model3d" xmlns:o="urn:schemas-microsoft-com:office:office" xmlns:r="http://schemas.openxmlformats.org/officeDocument/2006/relationships" xmlns:m="http://schemas.openxmlformats.org/officeDocument/2006/math" xmlns:v="urn:schemas-microsoft-com:vml" xmlns:wp14="http://schemas.microsoft.com/office/word/2010/wordprocessingDrawing" xmlns:wp="http://schemas.openxmlformats.org/drawingml/2006/wordprocessingDrawing" xmlns:w10="urn:schemas-microsoft-com:office:word" xmlns:w="http://schemas.openxmlformats.org/wordprocessingml/2006/main" xmlns:w14="http://schemas.microsoft.com/office/word/2010/wordml" xmlns:w15="http://schemas.microsoft.com/office/word/2012/wordml" xmlns:w16cid="http://schemas.microsoft.com/office/word/2016/wordml/cid" xmlns:w16se="http://schemas.microsoft.com/office/word/2015/wordml/symex" xmlns:wpg="http://schemas.microsoft.com/office/word/2010/wordprocessingGroup" xmlns:wpi="http://schemas.microsoft.com/office/word/2010/wordprocessingInk" xmlns:wne="http://schemas.microsoft.com/office/word/2006/wordml" xmlns:wps="http://schemas.microsoft.com/office/word/2010/wordprocessingShape" mc:Ignorable="w14 w15 w16se w16cid wp14">
+<w:hdr xmlns:wpc="http://schemas.microsoft.com/office/word/2010/wordprocessingCanvas" xmlns:cx="http://schemas.microsoft.com/office/drawing/2014/chartex" xmlns:cx1="http://schemas.microsoft.com/office/drawing/2015/9/8/chartex" xmlns:cx2="http://schemas.microsoft.com/office/drawing/2015/10/21/chartex" xmlns:cx3="http://schemas.microsoft.com/office/drawing/2016/5/9/chartex" xmlns:cx4="http://schemas.microsoft.com/office/drawing/2016/5/10/chartex" xmlns:cx5="http://schemas.microsoft.com/office/drawing/2016/5/11/chartex" xmlns:cx6="http://schemas.microsoft.com/office/drawing/2016/5/12/chartex" xmlns:cx7="http://schemas.microsoft.com/office/drawing/2016/5/13/chartex" xmlns:cx8="http://schemas.microsoft.com/office/drawing/2016/5/14/chartex" xmlns:mc="http://schemas.openxmlformats.org/markup-compatibility/2006" xmlns:aink="http://schemas.microsoft.com/office/drawing/2016/ink" xmlns:am3d="http://schemas.microsoft.com/office/drawing/2017/model3d" xmlns:o="urn:schemas-microsoft-com:office:office" xmlns:oel="http://schemas.microsoft.com/office/2019/extlst" xmlns:r="http://schemas.openxmlformats.org/officeDocument/2006/relationships" xmlns:m="http://schemas.openxmlformats.org/officeDocument/2006/math" xmlns:v="urn:schemas-microsoft-com:vml" xmlns:wp14="http://schemas.microsoft.com/office/word/2010/wordprocessingDrawing" xmlns:wp="http://schemas.openxmlformats.org/drawingml/2006/wordprocessingDrawing" xmlns:w10="urn:schemas-microsoft-com:office:word" xmlns:w="http://schemas.openxmlformats.org/wordprocessingml/2006/main" xmlns:w14="http://schemas.microsoft.com/office/word/2010/wordml" xmlns:w15="http://schemas.microsoft.com/office/word/2012/wordml" xmlns:w16cex="http://schemas.microsoft.com/office/word/2018/wordml/cex" xmlns:w16cid="http://schemas.microsoft.com/office/word/2016/wordml/cid" xmlns:w16="http://schemas.microsoft.com/office/word/2018/wordml" xmlns:w16sdtdh="http://schemas.microsoft.com/office/word/2020/wordml/sdtdatahash" xmlns:w16se="http://schemas.microsoft.com/office/word/2015/wordml/symex" xmlns:wpg="http://schemas.microsoft.com/office/word/2010/wordprocessingGroup" xmlns:wpi="http://schemas.microsoft.com/office/word/2010/wordprocessingInk" xmlns:wne="http://schemas.microsoft.com/office/word/2006/wordml" xmlns:wps="http://schemas.microsoft.com/office/word/2010/wordprocessingShape" mc:Ignorable="w14 w15 w16se w16cid w16 w16cex w16sdtdh wp14">
   <w:p>
     <w:pPr>
       <w:pStyle w:val="a3"/>
@@ -1439,7 +1395,7 @@
       <mc:AlternateContent>
         <mc:Choice Requires="wps">
           <w:drawing>
-            <wp:anchor distT="0" distB="0" distL="0" distR="0" simplePos="0" relativeHeight="487531008" behindDoc="1" locked="0" layoutInCell="1" allowOverlap="1">
+            <wp:anchor distT="0" distB="0" distL="0" distR="0" simplePos="0" relativeHeight="487531008" behindDoc="1" locked="0" layoutInCell="1" allowOverlap="1" wp14:anchorId="018F28F9" wp14:editId="6C239991">
               <wp:simplePos x="0" y="0"/>
               <wp:positionH relativeFrom="page">
                 <wp:posOffset>3883155</wp:posOffset>
@@ -1493,11 +1449,11 @@
         </mc:Choice>
         <mc:Fallback>
           <w:pict>
-            <v:shapetype id="_x0000_t202" coordsize="21600,21600" o:spt="202" path="m,l,21600r21600,l21600,xe">
+            <v:shapetype w14:anchorId="018F28F9" id="_x0000_t202" coordsize="21600,21600" o:spt="202" path="m,l,21600r21600,l21600,xe">
               <v:stroke joinstyle="miter"/>
               <v:path gradientshapeok="t" o:connecttype="rect"/>
             </v:shapetype>
-            <v:shape id="Textbox 5" o:spid="_x0000_s1028" type="#_x0000_t202" style="position:absolute;margin-left:305.75pt;margin-top:35.25pt;width:13pt;height:15.3pt;z-index:-15785472;visibility:visible;mso-wrap-style:square;mso-wrap-distance-left:0;mso-wrap-distance-top:0;mso-wrap-distance-right:0;mso-wrap-distance-bottom:0;mso-position-horizontal:absolute;mso-position-horizontal-relative:page;mso-position-vertical:absolute;mso-position-vertical-relative:page;v-text-anchor:top" o:gfxdata="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" filled="f" stroked="f">
+            <v:shape id="Textbox 5" o:spid="_x0000_s1028" type="#_x0000_t202" style="position:absolute;margin-left:305.75pt;margin-top:35.25pt;width:13pt;height:15.3pt;z-index:-15785472;visibility:visible;mso-wrap-style:square;mso-wrap-distance-left:0;mso-wrap-distance-top:0;mso-wrap-distance-right:0;mso-wrap-distance-bottom:0;mso-position-horizontal:absolute;mso-position-horizontal-relative:page;mso-position-vertical:absolute;mso-position-vertical-relative:page;v-text-anchor:top" o:gfxdata="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" filled="f" stroked="f">
               <v:textbox inset="0,0,0,0">
                 <w:txbxContent>
                   <w:p>
@@ -1522,7 +1478,7 @@
 </file>
 
 <file path=word/styles.xml><?xml version="1.0" encoding="utf-8"?>
-<w:styles xmlns:mc="http://schemas.openxmlformats.org/markup-compatibility/2006" xmlns:r="http://schemas.openxmlformats.org/officeDocument/2006/relationships" xmlns:w="http://schemas.openxmlformats.org/wordprocessingml/2006/main" xmlns:w14="http://schemas.microsoft.com/office/word/2010/wordml" xmlns:w15="http://schemas.microsoft.com/office/word/2012/wordml" xmlns:w16cid="http://schemas.microsoft.com/office/word/2016/wordml/cid" xmlns:w16se="http://schemas.microsoft.com/office/word/2015/wordml/symex" mc:Ignorable="w14 w15 w16se w16cid">
+<w:styles xmlns:mc="http://schemas.openxmlformats.org/markup-compatibility/2006" xmlns:r="http://schemas.openxmlformats.org/officeDocument/2006/relationships" xmlns:w="http://schemas.openxmlformats.org/wordprocessingml/2006/main" xmlns:w14="http://schemas.microsoft.com/office/word/2010/wordml" xmlns:w15="http://schemas.microsoft.com/office/word/2012/wordml" xmlns:w16cex="http://schemas.microsoft.com/office/word/2018/wordml/cex" xmlns:w16cid="http://schemas.microsoft.com/office/word/2016/wordml/cid" xmlns:w16="http://schemas.microsoft.com/office/word/2018/wordml" xmlns:w16sdtdh="http://schemas.microsoft.com/office/word/2020/wordml/sdtdatahash" xmlns:w16se="http://schemas.microsoft.com/office/word/2015/wordml/symex" mc:Ignorable="w14 w15 w16se w16cid w16 w16cex w16sdtdh">
   <w:docDefaults>
     <w:rPrDefault>
       <w:rPr>
@@ -1540,7 +1496,7 @@
       </w:pPr>
     </w:pPrDefault>
   </w:docDefaults>
-  <w:latentStyles w:defLockedState="0" w:defUIPriority="99" w:defSemiHidden="0" w:defUnhideWhenUsed="0" w:defQFormat="0" w:count="375">
+  <w:latentStyles w:defLockedState="0" w:defUIPriority="99" w:defSemiHidden="0" w:defUnhideWhenUsed="0" w:defQFormat="0" w:count="376">
     <w:lsdException w:name="Normal" w:uiPriority="0" w:qFormat="1"/>
     <w:lsdException w:name="heading 1" w:uiPriority="9" w:qFormat="1"/>
     <w:lsdException w:name="heading 2" w:semiHidden="1" w:uiPriority="9" w:unhideWhenUsed="1" w:qFormat="1"/>
@@ -1916,6 +1872,7 @@
     <w:lsdException w:name="Smart Hyperlink" w:semiHidden="1" w:unhideWhenUsed="1"/>
     <w:lsdException w:name="Hashtag" w:semiHidden="1" w:unhideWhenUsed="1"/>
     <w:lsdException w:name="Unresolved Mention" w:semiHidden="1" w:unhideWhenUsed="1"/>
+    <w:lsdException w:name="Smart Link" w:semiHidden="1" w:unhideWhenUsed="1"/>
   </w:latentStyles>
   <w:style w:type="paragraph" w:default="1" w:styleId="a">
     <w:name w:val="Normal"/>
